--- a/DCG CV Repo/Daniel Gutiérrez/Daniel Gutiérrez CV.docx
+++ b/DCG CV Repo/Daniel Gutiérrez/Daniel Gutiérrez CV.docx
@@ -722,7 +722,7 @@
                 <w:sz w:val="20"/>
                 <w:szCs w:val="20"/>
               </w:rPr>
-              <w:t xml:space="preserve">Construyó un modelo de pricing inteligente para un banco minorista líder que recomienda tasas de interés personalizadas a nivel de préstamo, maximizando el valor esperado ajustado por riesgo mediante segmentación no supervisada de clientes y modelos de elasticidad y riesgo de incumplimiento.</w:t>
+              <w:t xml:space="preserve">Construyó un modelo de pricing inteligente para un banco minorista líder que recomienda tasas de interés personalizadas a nivel de préstamo, maximizando el rendimiento esperado mediante pruebas A/B para configurar las estrategias óptimas de pricing.</w:t>
             </w:r>
           </w:p>
           <w:p>
